--- a/_templates_cleaned/ROM_register_template.docx
+++ b/_templates_cleaned/ROM_register_template.docx
@@ -2682,7 +2682,7 @@
               <w:rPr>
                 <w:sz w:val="15"/>
               </w:rPr>
-              <w:t>{{SH_DATE_APP}}</w:t>
+              <w:t/>
             </w:r>
           </w:p>
         </w:tc>
@@ -2847,6 +2847,14 @@
                 <w:szCs w:val="18"/>
               </w:rPr>
             </w:pPr>
+            <w:r>
+              <w:rPr>
+                <w:rFonts w:ascii="Arial" w:eastAsia="Arial Unicode MS" w:hAnsi="Arial" w:cs="Arial"/>
+                <w:sz w:val="18"/>
+                <w:szCs w:val="18"/>
+              </w:rPr>
+              <w:t xml:space="preserve">{{SH_DATE_APP}}</w:t>
+            </w:r>
           </w:p>
         </w:tc>
         <w:tc>
@@ -2996,7 +3004,7 @@
               <w:rPr>
                 <w:sz w:val="15"/>
               </w:rPr>
-              <w:t>{{SH_ADDR}}  |  {{SH_OCCUPATION}}</w:t>
+              <w:t>{{SH_ADDR}}</w:t>
             </w:r>
           </w:p>
         </w:tc>
@@ -3150,6 +3158,14 @@
                 <w:szCs w:val="18"/>
               </w:rPr>
             </w:pPr>
+            <w:r>
+              <w:rPr>
+                <w:rFonts w:ascii="Arial" w:eastAsia="Arial Unicode MS" w:hAnsi="Arial" w:cs="Arial"/>
+                <w:sz w:val="18"/>
+                <w:szCs w:val="18"/>
+              </w:rPr>
+              <w:t xml:space="preserve">{{SH_OCCUPATION}}</w:t>
+            </w:r>
           </w:p>
         </w:tc>
         <w:tc>
